--- a/samples/ADA_Undertaking_Form.docx
+++ b/samples/ADA_Undertaking_Form.docx
@@ -2094,7 +2094,21 @@
           <w:color w:val="333333"/>
         </w:rPr>
         <w:tab/>
-        <w:t xml:space="preserve">The student trainees are to abide by the working hours from 09 AM to 3.30PM and should be decently dressed during training period. </w:t>
+        <w:t xml:space="preserve">The student trainees are to abide by the </w:t>
+      </w:r>
+      <w:r>
+        <w:rPr>
+          <w:rFonts w:ascii="Arial" w:hAnsi="Arial" w:cs="Arial"/>
+          <w:color w:val="333333"/>
+        </w:rPr>
+        <w:t>working hours from 09 AM to 05</w:t>
+      </w:r>
+      <w:r>
+        <w:rPr>
+          <w:rFonts w:ascii="Arial" w:hAnsi="Arial" w:cs="Arial"/>
+          <w:color w:val="333333"/>
+        </w:rPr>
+        <w:t xml:space="preserve">PM and should be decently dressed during training period. </w:t>
       </w:r>
     </w:p>
     <w:p>
@@ -2133,7 +2147,20 @@
           <w:color w:val="333333"/>
         </w:rPr>
         <w:tab/>
-        <w:t xml:space="preserve"> Students should have minimum 85% of attendance of the stipulated training period in ADA for successful completion of the training and subsequent award of certificate.  Attendance register are </w:t>
+      </w:r>
+      <w:r>
+        <w:rPr>
+          <w:rFonts w:ascii="Arial" w:hAnsi="Arial" w:cs="Arial"/>
+          <w:color w:val="333333"/>
+        </w:rPr>
+        <w:t xml:space="preserve"> Students should have minimum 90</w:t>
+      </w:r>
+      <w:r>
+        <w:rPr>
+          <w:rFonts w:ascii="Arial" w:hAnsi="Arial" w:cs="Arial"/>
+          <w:color w:val="333333"/>
+        </w:rPr>
+        <w:t xml:space="preserve">% of attendance of the stipulated training period in ADA for successful completion of the training and subsequent award of certificate.  Attendance register are </w:t>
       </w:r>
       <w:proofErr w:type="gramStart"/>
       <w:r>
@@ -6244,202 +6271,193 @@
           <w:sz w:val="22"/>
           <w:szCs w:val="22"/>
         </w:rPr>
-        <w:t>I am aware that the provisions of Apprentices Act 1961 do not apply to this scheme.  I am aware that I am not eligible for any stipend during the project</w:t>
+        <w:t>I am aware that the provisions of Apprentices Act 1961 do not apply to this scheme.  I am aware that I am not eligible for any stipend during the project work. I am aware that ADA will in no way be obliged to offer employment to me on completion of project work.  Also, ADA will not be liable for compensation in case of personal injury caused by accident/incident arising out of and during the course of my project work at ADA.</w:t>
+      </w:r>
+    </w:p>
+    <w:p>
+      <w:pPr>
+        <w:pStyle w:val="NormalWeb"/>
+        <w:shd w:val="clear" w:color="auto" w:fill="FFFFFF"/>
+        <w:spacing w:before="0" w:beforeAutospacing="0" w:after="0" w:afterAutospacing="0"/>
+        <w:ind w:left="720"/>
+        <w:jc w:val="both"/>
+        <w:rPr>
+          <w:rFonts w:ascii="Arial" w:hAnsi="Arial" w:cs="Arial"/>
+          <w:color w:val="333333"/>
+          <w:sz w:val="10"/>
+          <w:szCs w:val="22"/>
+        </w:rPr>
+      </w:pPr>
+    </w:p>
+    <w:p>
+      <w:pPr>
+        <w:pStyle w:val="NormalWeb"/>
+        <w:shd w:val="clear" w:color="auto" w:fill="FFFFFF"/>
+        <w:spacing w:before="0" w:beforeAutospacing="0" w:after="0" w:afterAutospacing="0"/>
+        <w:ind w:left="720"/>
+        <w:jc w:val="both"/>
+        <w:rPr>
+          <w:rFonts w:ascii="Arial" w:hAnsi="Arial" w:cs="Arial"/>
+          <w:color w:val="333333"/>
+          <w:sz w:val="22"/>
+          <w:szCs w:val="22"/>
+        </w:rPr>
+      </w:pPr>
+      <w:r>
+        <w:rPr>
+          <w:rFonts w:ascii="Arial" w:hAnsi="Arial" w:cs="Arial"/>
+          <w:color w:val="333333"/>
+          <w:sz w:val="22"/>
+          <w:szCs w:val="22"/>
+        </w:rPr>
+        <w:t xml:space="preserve">(c)  </w:t>
+      </w:r>
+      <w:r>
+        <w:rPr>
+          <w:rFonts w:ascii="Arial" w:hAnsi="Arial" w:cs="Arial"/>
+          <w:color w:val="333333"/>
+          <w:sz w:val="22"/>
+          <w:szCs w:val="22"/>
+        </w:rPr>
+        <w:t xml:space="preserve">    </w:t>
+      </w:r>
+      <w:r>
+        <w:rPr>
+          <w:rFonts w:ascii="Arial" w:hAnsi="Arial" w:cs="Arial"/>
+          <w:color w:val="333333"/>
+          <w:sz w:val="22"/>
+          <w:szCs w:val="22"/>
+        </w:rPr>
+        <w:tab/>
+      </w:r>
+      <w:r>
+        <w:rPr>
+          <w:rFonts w:ascii="Arial" w:hAnsi="Arial" w:cs="Arial"/>
+          <w:color w:val="333333"/>
+          <w:sz w:val="22"/>
+          <w:szCs w:val="22"/>
+        </w:rPr>
+        <w:t xml:space="preserve">I will maintain non-objectionable conduct during the entire period of </w:t>
+      </w:r>
+      <w:r>
+        <w:rPr>
+          <w:rFonts w:ascii="Arial" w:hAnsi="Arial" w:cs="Arial"/>
+          <w:color w:val="333333"/>
+          <w:sz w:val="22"/>
+          <w:szCs w:val="22"/>
+        </w:rPr>
+        <w:t>project work</w:t>
+      </w:r>
+      <w:r>
+        <w:rPr>
+          <w:rFonts w:ascii="Arial" w:hAnsi="Arial" w:cs="Arial"/>
+          <w:color w:val="333333"/>
+          <w:sz w:val="22"/>
+          <w:szCs w:val="22"/>
+        </w:rPr>
+        <w:t xml:space="preserve"> </w:t>
+      </w:r>
+      <w:r>
+        <w:rPr>
+          <w:rFonts w:ascii="Arial" w:hAnsi="Arial" w:cs="Arial"/>
+          <w:color w:val="333333"/>
+          <w:sz w:val="22"/>
+          <w:szCs w:val="22"/>
+        </w:rPr>
+        <w:t>and ensure</w:t>
+      </w:r>
+      <w:r>
+        <w:rPr>
+          <w:rFonts w:ascii="Arial" w:hAnsi="Arial" w:cs="Arial"/>
+          <w:color w:val="333333"/>
+          <w:sz w:val="22"/>
+          <w:szCs w:val="22"/>
+        </w:rPr>
+        <w:t xml:space="preserve"> that I neither mention nor misrepresent anything regarding ADA on social media. </w:t>
+      </w:r>
+      <w:r>
+        <w:rPr>
+          <w:rFonts w:ascii="Arial" w:hAnsi="Arial" w:cs="Arial"/>
+          <w:color w:val="333333"/>
+          <w:sz w:val="22"/>
+          <w:szCs w:val="22"/>
+        </w:rPr>
+        <w:t xml:space="preserve"> I </w:t>
+      </w:r>
+      <w:r>
+        <w:rPr>
+          <w:rFonts w:ascii="Arial" w:hAnsi="Arial" w:cs="Arial"/>
+          <w:color w:val="333333"/>
+          <w:sz w:val="22"/>
+          <w:szCs w:val="22"/>
+        </w:rPr>
+        <w:t xml:space="preserve">am aware that I </w:t>
+      </w:r>
+      <w:r>
+        <w:rPr>
+          <w:rFonts w:ascii="Arial" w:hAnsi="Arial" w:cs="Arial"/>
+          <w:color w:val="333333"/>
+          <w:sz w:val="22"/>
+          <w:szCs w:val="22"/>
+        </w:rPr>
+        <w:t xml:space="preserve">will not be permitted to wander in the corridors or </w:t>
+      </w:r>
+      <w:r>
+        <w:rPr>
+          <w:rFonts w:ascii="Arial" w:hAnsi="Arial" w:cs="Arial"/>
+          <w:color w:val="333333"/>
+          <w:sz w:val="22"/>
+          <w:szCs w:val="22"/>
+        </w:rPr>
+        <w:t xml:space="preserve">in </w:t>
+      </w:r>
+      <w:r>
+        <w:rPr>
+          <w:rFonts w:ascii="Arial" w:hAnsi="Arial" w:cs="Arial"/>
+          <w:color w:val="333333"/>
+          <w:sz w:val="22"/>
+          <w:szCs w:val="22"/>
+        </w:rPr>
+        <w:t xml:space="preserve">the campus.  I will have access </w:t>
+      </w:r>
+      <w:r>
+        <w:rPr>
+          <w:rFonts w:ascii="Arial" w:hAnsi="Arial" w:cs="Arial"/>
+          <w:color w:val="333333"/>
+          <w:sz w:val="22"/>
+          <w:szCs w:val="22"/>
+        </w:rPr>
+        <w:t xml:space="preserve">only </w:t>
+      </w:r>
+      <w:r>
+        <w:rPr>
+          <w:rFonts w:ascii="Arial" w:hAnsi="Arial" w:cs="Arial"/>
+          <w:color w:val="333333"/>
+          <w:sz w:val="22"/>
+          <w:szCs w:val="22"/>
+        </w:rPr>
+        <w:t xml:space="preserve">to the </w:t>
+      </w:r>
+      <w:r>
+        <w:rPr>
+          <w:rFonts w:ascii="Arial" w:hAnsi="Arial" w:cs="Arial"/>
+          <w:color w:val="333333"/>
+          <w:sz w:val="22"/>
+          <w:szCs w:val="22"/>
+        </w:rPr>
+        <w:t>training areas</w:t>
+      </w:r>
+      <w:r>
+        <w:rPr>
+          <w:rFonts w:ascii="Arial" w:hAnsi="Arial" w:cs="Arial"/>
+          <w:color w:val="333333"/>
+          <w:sz w:val="22"/>
+          <w:szCs w:val="22"/>
+        </w:rPr>
+        <w:t xml:space="preserve">, Library and ADA Canteen. </w:t>
       </w:r>
       <w:bookmarkStart w:id="0" w:name="_GoBack"/>
       <w:bookmarkEnd w:id="0"/>
-      <w:r>
-        <w:rPr>
-          <w:rFonts w:ascii="Arial" w:hAnsi="Arial" w:cs="Arial"/>
-          <w:color w:val="333333"/>
-          <w:sz w:val="22"/>
-          <w:szCs w:val="22"/>
-        </w:rPr>
-        <w:t xml:space="preserve"> work. I am aware that ADA will in no way be obliged to offer employment to me on completion of project work.  Also, ADA will not be liable for compensation in case of personal injury caused by accident/incident arising out of and during the course of my project work at ADA.</w:t>
-      </w:r>
-    </w:p>
-    <w:p>
-      <w:pPr>
-        <w:pStyle w:val="NormalWeb"/>
-        <w:shd w:val="clear" w:color="auto" w:fill="FFFFFF"/>
-        <w:spacing w:before="0" w:beforeAutospacing="0" w:after="0" w:afterAutospacing="0"/>
-        <w:ind w:left="720"/>
-        <w:jc w:val="both"/>
-        <w:rPr>
-          <w:rFonts w:ascii="Arial" w:hAnsi="Arial" w:cs="Arial"/>
-          <w:color w:val="333333"/>
-          <w:sz w:val="10"/>
-          <w:szCs w:val="22"/>
-        </w:rPr>
-      </w:pPr>
-    </w:p>
-    <w:p>
-      <w:pPr>
-        <w:pStyle w:val="NormalWeb"/>
-        <w:shd w:val="clear" w:color="auto" w:fill="FFFFFF"/>
-        <w:spacing w:before="0" w:beforeAutospacing="0" w:after="0" w:afterAutospacing="0"/>
-        <w:ind w:left="720"/>
-        <w:jc w:val="both"/>
-        <w:rPr>
-          <w:rFonts w:ascii="Arial" w:hAnsi="Arial" w:cs="Arial"/>
-          <w:color w:val="333333"/>
-          <w:sz w:val="22"/>
-          <w:szCs w:val="22"/>
-        </w:rPr>
-      </w:pPr>
-      <w:r>
-        <w:rPr>
-          <w:rFonts w:ascii="Arial" w:hAnsi="Arial" w:cs="Arial"/>
-          <w:color w:val="333333"/>
-          <w:sz w:val="22"/>
-          <w:szCs w:val="22"/>
-        </w:rPr>
-        <w:t xml:space="preserve">(c)  </w:t>
-      </w:r>
-      <w:r>
-        <w:rPr>
-          <w:rFonts w:ascii="Arial" w:hAnsi="Arial" w:cs="Arial"/>
-          <w:color w:val="333333"/>
-          <w:sz w:val="22"/>
-          <w:szCs w:val="22"/>
-        </w:rPr>
-        <w:t xml:space="preserve">    </w:t>
-      </w:r>
-      <w:r>
-        <w:rPr>
-          <w:rFonts w:ascii="Arial" w:hAnsi="Arial" w:cs="Arial"/>
-          <w:color w:val="333333"/>
-          <w:sz w:val="22"/>
-          <w:szCs w:val="22"/>
-        </w:rPr>
-        <w:tab/>
-      </w:r>
-      <w:r>
-        <w:rPr>
-          <w:rFonts w:ascii="Arial" w:hAnsi="Arial" w:cs="Arial"/>
-          <w:color w:val="333333"/>
-          <w:sz w:val="22"/>
-          <w:szCs w:val="22"/>
-        </w:rPr>
-        <w:t xml:space="preserve">I will maintain non-objectionable conduct during the entire period of </w:t>
-      </w:r>
-      <w:r>
-        <w:rPr>
-          <w:rFonts w:ascii="Arial" w:hAnsi="Arial" w:cs="Arial"/>
-          <w:color w:val="333333"/>
-          <w:sz w:val="22"/>
-          <w:szCs w:val="22"/>
-        </w:rPr>
-        <w:t>project work</w:t>
-      </w:r>
-      <w:r>
-        <w:rPr>
-          <w:rFonts w:ascii="Arial" w:hAnsi="Arial" w:cs="Arial"/>
-          <w:color w:val="333333"/>
-          <w:sz w:val="22"/>
-          <w:szCs w:val="22"/>
-        </w:rPr>
-        <w:t xml:space="preserve"> </w:t>
-      </w:r>
-      <w:r>
-        <w:rPr>
-          <w:rFonts w:ascii="Arial" w:hAnsi="Arial" w:cs="Arial"/>
-          <w:color w:val="333333"/>
-          <w:sz w:val="22"/>
-          <w:szCs w:val="22"/>
-        </w:rPr>
-        <w:t>and ensure</w:t>
-      </w:r>
-      <w:r>
-        <w:rPr>
-          <w:rFonts w:ascii="Arial" w:hAnsi="Arial" w:cs="Arial"/>
-          <w:color w:val="333333"/>
-          <w:sz w:val="22"/>
-          <w:szCs w:val="22"/>
-        </w:rPr>
-        <w:t xml:space="preserve"> that I neither mention nor misrepresent anything regarding ADA on social media. </w:t>
-      </w:r>
-      <w:r>
-        <w:rPr>
-          <w:rFonts w:ascii="Arial" w:hAnsi="Arial" w:cs="Arial"/>
-          <w:color w:val="333333"/>
-          <w:sz w:val="22"/>
-          <w:szCs w:val="22"/>
-        </w:rPr>
-        <w:t xml:space="preserve"> I </w:t>
-      </w:r>
-      <w:r>
-        <w:rPr>
-          <w:rFonts w:ascii="Arial" w:hAnsi="Arial" w:cs="Arial"/>
-          <w:color w:val="333333"/>
-          <w:sz w:val="22"/>
-          <w:szCs w:val="22"/>
-        </w:rPr>
-        <w:t xml:space="preserve">am aware that I </w:t>
-      </w:r>
-      <w:r>
-        <w:rPr>
-          <w:rFonts w:ascii="Arial" w:hAnsi="Arial" w:cs="Arial"/>
-          <w:color w:val="333333"/>
-          <w:sz w:val="22"/>
-          <w:szCs w:val="22"/>
-        </w:rPr>
-        <w:t xml:space="preserve">will not be permitted to wander in the corridors or </w:t>
-      </w:r>
-      <w:r>
-        <w:rPr>
-          <w:rFonts w:ascii="Arial" w:hAnsi="Arial" w:cs="Arial"/>
-          <w:color w:val="333333"/>
-          <w:sz w:val="22"/>
-          <w:szCs w:val="22"/>
-        </w:rPr>
-        <w:t xml:space="preserve">in </w:t>
-      </w:r>
-      <w:r>
-        <w:rPr>
-          <w:rFonts w:ascii="Arial" w:hAnsi="Arial" w:cs="Arial"/>
-          <w:color w:val="333333"/>
-          <w:sz w:val="22"/>
-          <w:szCs w:val="22"/>
-        </w:rPr>
-        <w:t xml:space="preserve">the campus.  I will have access </w:t>
-      </w:r>
-      <w:r>
-        <w:rPr>
-          <w:rFonts w:ascii="Arial" w:hAnsi="Arial" w:cs="Arial"/>
-          <w:color w:val="333333"/>
-          <w:sz w:val="22"/>
-          <w:szCs w:val="22"/>
-        </w:rPr>
-        <w:t xml:space="preserve">only </w:t>
-      </w:r>
-      <w:r>
-        <w:rPr>
-          <w:rFonts w:ascii="Arial" w:hAnsi="Arial" w:cs="Arial"/>
-          <w:color w:val="333333"/>
-          <w:sz w:val="22"/>
-          <w:szCs w:val="22"/>
-        </w:rPr>
-        <w:t xml:space="preserve">to the </w:t>
-      </w:r>
-      <w:r>
-        <w:rPr>
-          <w:rFonts w:ascii="Arial" w:hAnsi="Arial" w:cs="Arial"/>
-          <w:color w:val="333333"/>
-          <w:sz w:val="22"/>
-          <w:szCs w:val="22"/>
-        </w:rPr>
-        <w:t>training areas</w:t>
-      </w:r>
-      <w:r>
-        <w:rPr>
-          <w:rFonts w:ascii="Arial" w:hAnsi="Arial" w:cs="Arial"/>
-          <w:color w:val="333333"/>
-          <w:sz w:val="22"/>
-          <w:szCs w:val="22"/>
-        </w:rPr>
-        <w:t xml:space="preserve">, Library and ADA Canteen. </w:t>
-      </w:r>
     </w:p>
     <w:p>
       <w:pPr>
